--- a/ATMs.docx
+++ b/ATMs.docx
@@ -20,7 +20,7 @@
           <w:color w:val="808080"/>
           <w:sz w:val="20"/>
         </w:rPr>
-        <w:t>Generated: 2026-01-30 20:58 UTC</w:t>
+        <w:t>Generated: 2026-01-30 21:10 UTC</w:t>
       </w:r>
     </w:p>
     <w:p>
